--- a/documents/JCA/cover_letter_JCA_EN.docx
+++ b/documents/JCA/cover_letter_JCA_EN.docx
@@ -182,7 +182,7 @@
           <w:i w:val="0"/>
           <w:sz w:val="24"/>
         </w:rPr>
-        <w:t>The manuscript is within the Journal of Clinical Anesthesia limits for a Research Paper (main text approximately 3,000 words; structured abstract within 300 words; 3 tables and 2 figures combined; 21 references). We have uploaded a separate title page, the anonymised main manuscript, a Highlights file, separate editable tables and figures, and the STROBE checklist.</w:t>
+        <w:t>The manuscript is within the Journal of Clinical Anesthesia limits for a Research Paper (main text approximately 3181 words; structured abstract 256 words, within 300 words; 3 tables and 2 figures combined; 21 references). We have uploaded a separate title page, the anonymised main manuscript, a Highlights file, separate editable tables and figures, and the STROBE checklist.</w:t>
       </w:r>
     </w:p>
     <w:p>

--- a/documents/JCA/cover_letter_JCA_EN.docx
+++ b/documents/JCA/cover_letter_JCA_EN.docx
@@ -182,7 +182,7 @@
           <w:i w:val="0"/>
           <w:sz w:val="24"/>
         </w:rPr>
-        <w:t>The manuscript is within the Journal of Clinical Anesthesia limits for a Research Paper (main text approximately 3181 words; structured abstract 256 words, within 300 words; 3 tables and 2 figures combined; 21 references). We have uploaded a separate title page, the anonymised main manuscript, a Highlights file, separate editable tables and figures, and the STROBE checklist.</w:t>
+        <w:t>The manuscript is within the Journal of Clinical Anesthesia limits for a Research Paper (main text approximately 3178 words; structured abstract 256 words, within 300 words; 3 tables and 2 figures combined; 21 references). We have uploaded a separate title page, the anonymised main manuscript, a Highlights file, separate editable tables and figures, and the STROBE checklist.</w:t>
       </w:r>
     </w:p>
     <w:p>

--- a/documents/JCA/cover_letter_JCA_EN.docx
+++ b/documents/JCA/cover_letter_JCA_EN.docx
@@ -182,7 +182,7 @@
           <w:i w:val="0"/>
           <w:sz w:val="24"/>
         </w:rPr>
-        <w:t>The manuscript is within the Journal of Clinical Anesthesia limits for a Research Paper (main text approximately 3178 words; structured abstract 256 words, within 300 words; 3 tables and 2 figures combined; 21 references). We have uploaded a separate title page, the anonymised main manuscript, a Highlights file, separate editable tables and figures, and the STROBE checklist.</w:t>
+        <w:t>The manuscript is within the Journal of Clinical Anesthesia limits for a Research Paper (main text approximately 2886 words; structured abstract 226 words, within 300 words; 3 tables and 2 figures combined; 21 references). We have uploaded a separate title page, the anonymised main manuscript, a Highlights file, separate editable tables and figures, and the STROBE checklist.</w:t>
       </w:r>
     </w:p>
     <w:p>
